--- a/Models/SA/2026_Modèle_SA_Attest_domiciliation.docx
+++ b/Models/SA/2026_Modèle_SA_Attest_domiciliation.docx
@@ -298,7 +298,7 @@
           <w:szCs w:val="24"/>
           <w:lang w:val="fr-FR"/>
         </w:rPr>
-        <w:t xml:space="preserve">ICE : </w:t>
+        <w:t xml:space="preserve">NUMERO_ICE : </w:t>
       </w:r>
       <w:r>
         <w:rPr>
@@ -484,29 +484,29 @@
           <w:szCs w:val="28"/>
           <w:lang w:val="fr-FR"/>
         </w:rPr>
-        <w:t>{{DEN_STE}} {{FORME_JUR}}</w:t>
-      </w:r>
-      <w:r>
-        <w:rPr>
-          <w:rFonts w:ascii="Times New Roman" w:hAnsi="Times New Roman"/>
-          <w:b/>
-          <w:bCs/>
-          <w:sz w:val="24"/>
-          <w:szCs w:val="24"/>
-          <w:lang w:val="fr-FR"/>
-        </w:rPr>
-        <w:t xml:space="preserve">, ICE N° </w:t>
-      </w:r>
-      <w:r>
-        <w:rPr>
-          <w:rFonts w:ascii="Times New Roman" w:hAnsi="Times New Roman"/>
-          <w:b/>
-          <w:color w:val="385623" w:themeColor="accent6" w:themeShade="80"/>
-          <w:sz w:val="24"/>
-          <w:szCs w:val="24"/>
-          <w:lang w:val="fr-FR"/>
-        </w:rPr>
-        <w:t xml:space="preserve">{{ICE}} </w:t>
+        <w:t>{{DENOMINATION_SOCIALE}} {{FORME_JURIDIQUE}}</w:t>
+      </w:r>
+      <w:r>
+        <w:rPr>
+          <w:rFonts w:ascii="Times New Roman" w:hAnsi="Times New Roman"/>
+          <w:b/>
+          <w:bCs/>
+          <w:sz w:val="24"/>
+          <w:szCs w:val="24"/>
+          <w:lang w:val="fr-FR"/>
+        </w:rPr>
+        <w:t xml:space="preserve">, NUMERO_ICE N° </w:t>
+      </w:r>
+      <w:r>
+        <w:rPr>
+          <w:rFonts w:ascii="Times New Roman" w:hAnsi="Times New Roman"/>
+          <w:b/>
+          <w:color w:val="385623" w:themeColor="accent6" w:themeShade="80"/>
+          <w:sz w:val="24"/>
+          <w:szCs w:val="24"/>
+          <w:lang w:val="fr-FR"/>
+        </w:rPr>
+        <w:t xml:space="preserve">{{NUMERO_ICE}} </w:t>
       </w:r>
       <w:r>
         <w:rPr>
@@ -605,7 +605,7 @@
           <w:szCs w:val="32"/>
           <w:lang w:val="fr-FR"/>
         </w:rPr>
-        <w:t xml:space="preserve">{{PERIOD_DOMCIL}} </w:t>
+        <w:t xml:space="preserve">{{DUREE_CONTRAT_MOIS}} </w:t>
       </w:r>
       <w:r>
         <w:rPr>
@@ -628,7 +628,7 @@
           <w:szCs w:val="32"/>
           <w:lang w:val="fr-FR"/>
         </w:rPr>
-        <w:t>{{DOM_DATEDEB}}</w:t>
+        <w:t>{{DATE_DEBUT_CONTRAT}}</w:t>
       </w:r>
       <w:r>
         <w:rPr>
@@ -663,7 +663,7 @@
           <w:szCs w:val="32"/>
           <w:lang w:val="fr-FR"/>
         </w:rPr>
-        <w:t>{{DOM_DATEFIN}}</w:t>
+        <w:t>{{DATE_FIN_CONTRAT}}</w:t>
       </w:r>
     </w:p>
     <w:p>
